--- a/Fase 2/Evidencias Proyecto/Evidencias de documentación/Sprint 1/Acta-Sprint-Retrospective-S1.docx
+++ b/Fase 2/Evidencias Proyecto/Evidencias de documentación/Sprint 1/Acta-Sprint-Retrospective-S1.docx
@@ -1731,16 +1731,42 @@
           <w:tcPr/>
           <w:p>
             <w:pPr>
+              <w:jc w:val="center"/>
               <w:rPr>
                 <w:rFonts w:ascii="Arial" w:cs="Arial" w:eastAsia="Arial" w:hAnsi="Arial"/>
               </w:rPr>
             </w:pPr>
             <w:r>
               <w:rPr>
-                <w:rFonts w:ascii="Arial" w:cs="Arial" w:eastAsia="Arial" w:hAnsi="Arial"/>
-                <w:rtl w:val="0"/>
+                <w:rFonts w:ascii="Segoe Script" w:hAnsi="Segoe Script" w:eastAsia="Segoe Script"/>
+                <w:i/>
+                <w:color w:val="1F3A6B"/>
+                <w:sz w:val="26"/>
               </w:rPr>
-              <w:t xml:space="preserve">______________________________ Felipe Gutiérrez</w:t>
+              <w:t>Felipe Gutiérrez</w:t>
+            </w:r>
+          </w:p>
+          <w:p>
+            <w:pPr>
+              <w:jc w:val="center"/>
+            </w:pPr>
+            <w:r>
+              <w:rPr>
+                <w:rFonts w:ascii="Arial" w:hAnsi="Arial" w:eastAsia="Arial"/>
+              </w:rPr>
+              <w:t>______________________</w:t>
+            </w:r>
+          </w:p>
+          <w:p>
+            <w:pPr>
+              <w:jc w:val="center"/>
+            </w:pPr>
+            <w:r>
+              <w:rPr>
+                <w:rFonts w:ascii="Arial" w:hAnsi="Arial" w:eastAsia="Arial"/>
+                <w:b/>
+              </w:rPr>
+              <w:t>Felipe Gutiérrez</w:t>
             </w:r>
           </w:p>
         </w:tc>
@@ -1748,16 +1774,42 @@
           <w:tcPr/>
           <w:p>
             <w:pPr>
+              <w:jc w:val="center"/>
               <w:rPr>
                 <w:rFonts w:ascii="Arial" w:cs="Arial" w:eastAsia="Arial" w:hAnsi="Arial"/>
               </w:rPr>
             </w:pPr>
             <w:r>
               <w:rPr>
-                <w:rFonts w:ascii="Arial" w:cs="Arial" w:eastAsia="Arial" w:hAnsi="Arial"/>
-                <w:rtl w:val="0"/>
+                <w:rFonts w:ascii="Segoe Script" w:hAnsi="Segoe Script" w:eastAsia="Segoe Script"/>
+                <w:i/>
+                <w:color w:val="1F3A6B"/>
+                <w:sz w:val="26"/>
               </w:rPr>
-              <w:t xml:space="preserve">______________________________ Esteban Morales</w:t>
+              <w:t>Esteban Morales</w:t>
+            </w:r>
+          </w:p>
+          <w:p>
+            <w:pPr>
+              <w:jc w:val="center"/>
+            </w:pPr>
+            <w:r>
+              <w:rPr>
+                <w:rFonts w:ascii="Arial" w:hAnsi="Arial" w:eastAsia="Arial"/>
+              </w:rPr>
+              <w:t>______________________</w:t>
+            </w:r>
+          </w:p>
+          <w:p>
+            <w:pPr>
+              <w:jc w:val="center"/>
+            </w:pPr>
+            <w:r>
+              <w:rPr>
+                <w:rFonts w:ascii="Arial" w:hAnsi="Arial" w:eastAsia="Arial"/>
+                <w:b/>
+              </w:rPr>
+              <w:t>Esteban Morales</w:t>
             </w:r>
           </w:p>
         </w:tc>
@@ -1765,16 +1817,42 @@
           <w:tcPr/>
           <w:p>
             <w:pPr>
+              <w:jc w:val="center"/>
               <w:rPr>
                 <w:rFonts w:ascii="Arial" w:cs="Arial" w:eastAsia="Arial" w:hAnsi="Arial"/>
               </w:rPr>
             </w:pPr>
             <w:r>
               <w:rPr>
-                <w:rFonts w:ascii="Arial" w:cs="Arial" w:eastAsia="Arial" w:hAnsi="Arial"/>
-                <w:rtl w:val="0"/>
+                <w:rFonts w:ascii="Segoe Script" w:hAnsi="Segoe Script" w:eastAsia="Segoe Script"/>
+                <w:i/>
+                <w:color w:val="1F3A6B"/>
+                <w:sz w:val="26"/>
               </w:rPr>
-              <w:t xml:space="preserve">______________________________ Christian Cuadra</w:t>
+              <w:t>Christian Cuadra</w:t>
+            </w:r>
+          </w:p>
+          <w:p>
+            <w:pPr>
+              <w:jc w:val="center"/>
+            </w:pPr>
+            <w:r>
+              <w:rPr>
+                <w:rFonts w:ascii="Arial" w:hAnsi="Arial" w:eastAsia="Arial"/>
+              </w:rPr>
+              <w:t>______________________</w:t>
+            </w:r>
+          </w:p>
+          <w:p>
+            <w:pPr>
+              <w:jc w:val="center"/>
+            </w:pPr>
+            <w:r>
+              <w:rPr>
+                <w:rFonts w:ascii="Arial" w:hAnsi="Arial" w:eastAsia="Arial"/>
+                <w:b/>
+              </w:rPr>
+              <w:t>Christian Cuadra</w:t>
             </w:r>
           </w:p>
         </w:tc>
@@ -1788,16 +1866,16 @@
           <w:tcPr/>
           <w:p>
             <w:pPr>
+              <w:jc w:val="center"/>
               <w:rPr>
                 <w:rFonts w:ascii="Arial" w:cs="Arial" w:eastAsia="Arial" w:hAnsi="Arial"/>
               </w:rPr>
             </w:pPr>
             <w:r>
               <w:rPr>
-                <w:rFonts w:ascii="Arial" w:cs="Arial" w:eastAsia="Arial" w:hAnsi="Arial"/>
-                <w:rtl w:val="0"/>
+                <w:rFonts w:ascii="Arial" w:hAnsi="Arial" w:eastAsia="Arial"/>
               </w:rPr>
-              <w:t xml:space="preserve">Developer</w:t>
+              <w:t>Scrum Master</w:t>
             </w:r>
           </w:p>
         </w:tc>
@@ -1805,16 +1883,16 @@
           <w:tcPr/>
           <w:p>
             <w:pPr>
+              <w:jc w:val="center"/>
               <w:rPr>
                 <w:rFonts w:ascii="Arial" w:cs="Arial" w:eastAsia="Arial" w:hAnsi="Arial"/>
               </w:rPr>
             </w:pPr>
             <w:r>
               <w:rPr>
-                <w:rFonts w:ascii="Arial" w:cs="Arial" w:eastAsia="Arial" w:hAnsi="Arial"/>
-                <w:rtl w:val="0"/>
+                <w:rFonts w:ascii="Arial" w:hAnsi="Arial" w:eastAsia="Arial"/>
               </w:rPr>
-              <w:t xml:space="preserve">Product Owner</w:t>
+              <w:t>Developer</w:t>
             </w:r>
           </w:p>
         </w:tc>
@@ -1822,16 +1900,16 @@
           <w:tcPr/>
           <w:p>
             <w:pPr>
+              <w:jc w:val="center"/>
               <w:rPr>
                 <w:rFonts w:ascii="Arial" w:cs="Arial" w:eastAsia="Arial" w:hAnsi="Arial"/>
               </w:rPr>
             </w:pPr>
             <w:r>
               <w:rPr>
-                <w:rFonts w:ascii="Arial" w:cs="Arial" w:eastAsia="Arial" w:hAnsi="Arial"/>
-                <w:rtl w:val="0"/>
+                <w:rFonts w:ascii="Arial" w:hAnsi="Arial" w:eastAsia="Arial"/>
               </w:rPr>
-              <w:t xml:space="preserve">Scrum Master</w:t>
+              <w:t>Developer</w:t>
             </w:r>
           </w:p>
         </w:tc>

--- a/Fase 2/Evidencias Proyecto/Evidencias de documentación/Sprint 1/Acta-Sprint-Retrospective-S1.docx
+++ b/Fase 2/Evidencias Proyecto/Evidencias de documentación/Sprint 1/Acta-Sprint-Retrospective-S1.docx
@@ -1683,6 +1683,7 @@
     </w:p>
     <w:p>
       <w:pPr>
+        <w:keepNext/>
         <w:rPr>
           <w:rFonts w:ascii="Arial" w:cs="Arial" w:eastAsia="Arial" w:hAnsi="Arial"/>
         </w:rPr>
@@ -1731,6 +1732,9 @@
           <w:tcPr/>
           <w:p>
             <w:pPr>
+              <w:keepNext/>
+              <w:keepLines/>
+              <w:spacing w:before="360"/>
               <w:jc w:val="center"/>
               <w:rPr>
                 <w:rFonts w:ascii="Arial" w:cs="Arial" w:eastAsia="Arial" w:hAnsi="Arial"/>
@@ -1748,6 +1752,8 @@
           </w:p>
           <w:p>
             <w:pPr>
+              <w:keepNext/>
+              <w:keepLines/>
               <w:jc w:val="center"/>
             </w:pPr>
             <w:r>
@@ -1759,6 +1765,8 @@
           </w:p>
           <w:p>
             <w:pPr>
+              <w:keepNext/>
+              <w:keepLines/>
               <w:jc w:val="center"/>
             </w:pPr>
             <w:r>
@@ -1774,6 +1782,9 @@
           <w:tcPr/>
           <w:p>
             <w:pPr>
+              <w:keepNext/>
+              <w:keepLines/>
+              <w:spacing w:before="360"/>
               <w:jc w:val="center"/>
               <w:rPr>
                 <w:rFonts w:ascii="Arial" w:cs="Arial" w:eastAsia="Arial" w:hAnsi="Arial"/>
@@ -1791,6 +1802,8 @@
           </w:p>
           <w:p>
             <w:pPr>
+              <w:keepNext/>
+              <w:keepLines/>
               <w:jc w:val="center"/>
             </w:pPr>
             <w:r>
@@ -1802,6 +1815,8 @@
           </w:p>
           <w:p>
             <w:pPr>
+              <w:keepNext/>
+              <w:keepLines/>
               <w:jc w:val="center"/>
             </w:pPr>
             <w:r>
@@ -1817,6 +1832,9 @@
           <w:tcPr/>
           <w:p>
             <w:pPr>
+              <w:keepNext/>
+              <w:keepLines/>
+              <w:spacing w:before="360"/>
               <w:jc w:val="center"/>
               <w:rPr>
                 <w:rFonts w:ascii="Arial" w:cs="Arial" w:eastAsia="Arial" w:hAnsi="Arial"/>
@@ -1834,6 +1852,8 @@
           </w:p>
           <w:p>
             <w:pPr>
+              <w:keepNext/>
+              <w:keepLines/>
               <w:jc w:val="center"/>
             </w:pPr>
             <w:r>
@@ -1845,6 +1865,8 @@
           </w:p>
           <w:p>
             <w:pPr>
+              <w:keepNext/>
+              <w:keepLines/>
               <w:jc w:val="center"/>
             </w:pPr>
             <w:r>
@@ -1866,6 +1888,7 @@
           <w:tcPr/>
           <w:p>
             <w:pPr>
+              <w:keepLines/>
               <w:jc w:val="center"/>
               <w:rPr>
                 <w:rFonts w:ascii="Arial" w:cs="Arial" w:eastAsia="Arial" w:hAnsi="Arial"/>
@@ -1883,6 +1906,7 @@
           <w:tcPr/>
           <w:p>
             <w:pPr>
+              <w:keepLines/>
               <w:jc w:val="center"/>
               <w:rPr>
                 <w:rFonts w:ascii="Arial" w:cs="Arial" w:eastAsia="Arial" w:hAnsi="Arial"/>
@@ -1900,6 +1924,7 @@
           <w:tcPr/>
           <w:p>
             <w:pPr>
+              <w:keepLines/>
               <w:jc w:val="center"/>
               <w:rPr>
                 <w:rFonts w:ascii="Arial" w:cs="Arial" w:eastAsia="Arial" w:hAnsi="Arial"/>
